--- a/3/ПИСЬ/ПР1_АлбахтинИВ.docx
+++ b/3/ПИСЬ/ПР1_АлбахтинИВ.docx
@@ -1,6 +1,6 @@
 
 <file path=word/document.xml><?xml version="1.0" encoding="utf-8"?>
-<w:document xmlns:wpc="http://schemas.microsoft.com/office/word/2010/wordprocessingCanvas" xmlns:cx="http://schemas.microsoft.com/office/drawing/2014/chartex" xmlns:cx1="http://schemas.microsoft.com/office/drawing/2015/9/8/chartex" xmlns:cx2="http://schemas.microsoft.com/office/drawing/2015/10/21/chartex" xmlns:cx3="http://schemas.microsoft.com/office/drawing/2016/5/9/chartex" xmlns:cx4="http://schemas.microsoft.com/office/drawing/2016/5/10/chartex" xmlns:cx5="http://schemas.microsoft.com/office/drawing/2016/5/11/chartex" xmlns:cx6="http://schemas.microsoft.com/office/drawing/2016/5/12/chartex" xmlns:cx7="http://schemas.microsoft.com/office/drawing/2016/5/13/chartex" xmlns:cx8="http://schemas.microsoft.com/office/drawing/2016/5/14/chartex" xmlns:mc="http://schemas.openxmlformats.org/markup-compatibility/2006" xmlns:aink="http://schemas.microsoft.com/office/drawing/2016/ink" xmlns:am3d="http://schemas.microsoft.com/office/drawing/2017/model3d" xmlns:o="urn:schemas-microsoft-com:office:office" xmlns:r="http://schemas.openxmlformats.org/officeDocument/2006/relationships" xmlns:m="http://schemas.openxmlformats.org/officeDocument/2006/math" xmlns:v="urn:schemas-microsoft-com:vml" xmlns:wp14="http://schemas.microsoft.com/office/word/2010/wordprocessingDrawing" xmlns:wp="http://schemas.openxmlformats.org/drawingml/2006/wordprocessingDrawing" xmlns:w10="urn:schemas-microsoft-com:office:word" xmlns:w="http://schemas.openxmlformats.org/wordprocessingml/2006/main" xmlns:w14="http://schemas.microsoft.com/office/word/2010/wordml" xmlns:w15="http://schemas.microsoft.com/office/word/2012/wordml" xmlns:w16cex="http://schemas.microsoft.com/office/word/2018/wordml/cex" xmlns:w16cid="http://schemas.microsoft.com/office/word/2016/wordml/cid" xmlns:w16="http://schemas.microsoft.com/office/word/2018/wordml" xmlns:w16sdtdh="http://schemas.microsoft.com/office/word/2020/wordml/sdtdatahash" xmlns:w16se="http://schemas.microsoft.com/office/word/2015/wordml/symex" xmlns:wpg="http://schemas.microsoft.com/office/word/2010/wordprocessingGroup" xmlns:wpi="http://schemas.microsoft.com/office/word/2010/wordprocessingInk" xmlns:wne="http://schemas.microsoft.com/office/word/2006/wordml" xmlns:wps="http://schemas.microsoft.com/office/word/2010/wordprocessingShape" mc:Ignorable="w14 w15 w16se w16cid w16 w16cex w16sdtdh wp14">
+<w:document xmlns:wpc="http://schemas.microsoft.com/office/word/2010/wordprocessingCanvas" xmlns:cx="http://schemas.microsoft.com/office/drawing/2014/chartex" xmlns:cx1="http://schemas.microsoft.com/office/drawing/2015/9/8/chartex" xmlns:cx2="http://schemas.microsoft.com/office/drawing/2015/10/21/chartex" xmlns:cx3="http://schemas.microsoft.com/office/drawing/2016/5/9/chartex" xmlns:cx4="http://schemas.microsoft.com/office/drawing/2016/5/10/chartex" xmlns:cx5="http://schemas.microsoft.com/office/drawing/2016/5/11/chartex" xmlns:cx6="http://schemas.microsoft.com/office/drawing/2016/5/12/chartex" xmlns:cx7="http://schemas.microsoft.com/office/drawing/2016/5/13/chartex" xmlns:cx8="http://schemas.microsoft.com/office/drawing/2016/5/14/chartex" xmlns:mc="http://schemas.openxmlformats.org/markup-compatibility/2006" xmlns:aink="http://schemas.microsoft.com/office/drawing/2016/ink" xmlns:am3d="http://schemas.microsoft.com/office/drawing/2017/model3d" xmlns:o="urn:schemas-microsoft-com:office:office" xmlns:oel="http://schemas.microsoft.com/office/2019/extlst" xmlns:r="http://schemas.openxmlformats.org/officeDocument/2006/relationships" xmlns:m="http://schemas.openxmlformats.org/officeDocument/2006/math" xmlns:v="urn:schemas-microsoft-com:vml" xmlns:wp14="http://schemas.microsoft.com/office/word/2010/wordprocessingDrawing" xmlns:wp="http://schemas.openxmlformats.org/drawingml/2006/wordprocessingDrawing" xmlns:w10="urn:schemas-microsoft-com:office:word" xmlns:w="http://schemas.openxmlformats.org/wordprocessingml/2006/main" xmlns:w14="http://schemas.microsoft.com/office/word/2010/wordml" xmlns:w15="http://schemas.microsoft.com/office/word/2012/wordml" xmlns:w16cex="http://schemas.microsoft.com/office/word/2018/wordml/cex" xmlns:w16cid="http://schemas.microsoft.com/office/word/2016/wordml/cid" xmlns:w16="http://schemas.microsoft.com/office/word/2018/wordml" xmlns:w16du="http://schemas.microsoft.com/office/word/2023/wordml/word16du" xmlns:w16sdtdh="http://schemas.microsoft.com/office/word/2020/wordml/sdtdatahash" xmlns:w16sdtfl="http://schemas.microsoft.com/office/word/2024/wordml/sdtformatlock" xmlns:w16se="http://schemas.microsoft.com/office/word/2015/wordml/symex" xmlns:wpg="http://schemas.microsoft.com/office/word/2010/wordprocessingGroup" xmlns:wpi="http://schemas.microsoft.com/office/word/2010/wordprocessingInk" xmlns:wne="http://schemas.microsoft.com/office/word/2006/wordml" xmlns:wps="http://schemas.microsoft.com/office/word/2010/wordprocessingShape" mc:Ignorable="w14 w15 w16se w16cid w16 w16cex w16sdtdh w16sdtfl w16du wp14">
   <w:body>
     <w:tbl>
       <w:tblPr>
@@ -375,7 +375,7 @@
                           </wp:anchor>
                         </w:drawing>
                       </mc:Choice>
-                      <mc:Fallback xmlns:w16sdtfl="http://schemas.microsoft.com/office/word/2024/wordml/sdtformatlock" xmlns:w16du="http://schemas.microsoft.com/office/word/2023/wordml/word16du" xmlns:oel="http://schemas.microsoft.com/office/2019/extlst">
+                      <mc:Fallback>
                         <w:pict>
                           <v:line w14:anchorId="4E17FAF3" id="Line 4" o:spid="_x0000_s1026" style="position:absolute;flip:y;z-index:251659264;visibility:visible;mso-wrap-style:square;mso-wrap-distance-left:9pt;mso-wrap-distance-top:0;mso-wrap-distance-right:9pt;mso-wrap-distance-bottom:0;mso-position-horizontal:absolute;mso-position-horizontal-relative:text;mso-position-vertical:absolute;mso-position-vertical-relative:text" from="15.75pt,32.15pt" to="456.75pt,32.3pt" o:gfxdata="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" strokeweight="3pt">
                             <v:stroke linestyle="thinThin"/>
@@ -1410,25 +1410,7 @@
           <w:sz w:val="28"/>
           <w:szCs w:val="28"/>
         </w:rPr>
-        <w:t xml:space="preserve">На рынке существует большое количество поставщиков облачных услуг, таких как Amazon Web Services, Microsoft </w:t>
-      </w:r>
-      <w:proofErr w:type="spellStart"/>
-      <w:r>
-        <w:rPr>
-          <w:rFonts w:cs="Times New Roman"/>
-          <w:sz w:val="28"/>
-          <w:szCs w:val="28"/>
-        </w:rPr>
-        <w:t>Azure</w:t>
-      </w:r>
-      <w:proofErr w:type="spellEnd"/>
-      <w:r>
-        <w:rPr>
-          <w:rFonts w:cs="Times New Roman"/>
-          <w:sz w:val="28"/>
-          <w:szCs w:val="28"/>
-        </w:rPr>
-        <w:t xml:space="preserve">, Google </w:t>
+        <w:t xml:space="preserve">На рынке существует большое количество поставщиков облачных услуг, таких как Amazon Web Services, Microsoft Azure, Google </w:t>
       </w:r>
       <w:proofErr w:type="spellStart"/>
       <w:r>
@@ -3546,17 +3528,7 @@
           <w:sz w:val="28"/>
           <w:szCs w:val="28"/>
         </w:rPr>
-        <w:t xml:space="preserve">2.1.5. </w:t>
-      </w:r>
-      <w:r>
-        <w:rPr>
-          <w:rFonts w:cs="Times New Roman"/>
-          <w:b/>
-          <w:bCs/>
-          <w:sz w:val="28"/>
-          <w:szCs w:val="28"/>
-        </w:rPr>
-        <w:t>Требования к безопасности</w:t>
+        <w:t>2.1.5. Требования к безопасности</w:t>
       </w:r>
     </w:p>
     <w:p>
@@ -3763,17 +3735,7 @@
           <w:szCs w:val="28"/>
         </w:rPr>
         <w:lastRenderedPageBreak/>
-        <w:t xml:space="preserve">2.1.6. </w:t>
-      </w:r>
-      <w:r>
-        <w:rPr>
-          <w:rFonts w:cs="Times New Roman"/>
-          <w:b/>
-          <w:bCs/>
-          <w:sz w:val="28"/>
-          <w:szCs w:val="28"/>
-        </w:rPr>
-        <w:t>Требования к эргономике и технической эстетике</w:t>
+        <w:t>2.1.6. Требования к эргономике и технической эстетике</w:t>
       </w:r>
     </w:p>
     <w:p>
@@ -3933,9 +3895,34 @@
           <w:sz w:val="28"/>
           <w:szCs w:val="28"/>
         </w:rPr>
-        <w:t xml:space="preserve">2.1.7. </w:t>
-      </w:r>
-      <w:r>
+        <w:t>2.1.7. Требования к транспортабельности для подвижных АС</w:t>
+      </w:r>
+    </w:p>
+    <w:p>
+      <w:pPr>
+        <w:pStyle w:val="a3"/>
+        <w:spacing w:after="0" w:line="360" w:lineRule="auto"/>
+        <w:ind w:left="0" w:firstLine="709"/>
+        <w:rPr>
+          <w:rFonts w:cs="Times New Roman"/>
+          <w:sz w:val="28"/>
+          <w:szCs w:val="28"/>
+        </w:rPr>
+      </w:pPr>
+      <w:r>
+        <w:rPr>
+          <w:rFonts w:cs="Times New Roman"/>
+          <w:sz w:val="28"/>
+          <w:szCs w:val="28"/>
+        </w:rPr>
+        <w:t>Требования к транспортабельности не предъявляются, поскольку система представляет собой веб-приложение, функционирующее на серверной инфраструктуре и доступное пользователям через интернет.</w:t>
+      </w:r>
+    </w:p>
+    <w:p>
+      <w:pPr>
+        <w:pStyle w:val="a3"/>
+        <w:spacing w:after="0" w:line="360" w:lineRule="auto"/>
+        <w:ind w:left="0" w:firstLine="709"/>
         <w:rPr>
           <w:rFonts w:cs="Times New Roman"/>
           <w:b/>
@@ -3943,34 +3930,8 @@
           <w:sz w:val="28"/>
           <w:szCs w:val="28"/>
         </w:rPr>
-        <w:t>Требования к транспортабельности для подвижных АС</w:t>
-      </w:r>
-    </w:p>
-    <w:p>
-      <w:pPr>
-        <w:pStyle w:val="a3"/>
-        <w:spacing w:after="0" w:line="360" w:lineRule="auto"/>
-        <w:ind w:left="0" w:firstLine="709"/>
-        <w:rPr>
-          <w:rFonts w:cs="Times New Roman"/>
-          <w:sz w:val="28"/>
-          <w:szCs w:val="28"/>
-        </w:rPr>
-      </w:pPr>
-      <w:r>
-        <w:rPr>
-          <w:rFonts w:cs="Times New Roman"/>
-          <w:sz w:val="28"/>
-          <w:szCs w:val="28"/>
-        </w:rPr>
-        <w:t>Требования к транспортабельности не предъявляются, поскольку система представляет собой веб-приложение, функционирующее на серверной инфраструктуре и доступное пользователям через интернет.</w:t>
-      </w:r>
-    </w:p>
-    <w:p>
-      <w:pPr>
-        <w:pStyle w:val="a3"/>
-        <w:spacing w:after="0" w:line="360" w:lineRule="auto"/>
-        <w:ind w:left="0" w:firstLine="709"/>
+      </w:pPr>
+      <w:r>
         <w:rPr>
           <w:rFonts w:cs="Times New Roman"/>
           <w:b/>
@@ -3978,26 +3939,7 @@
           <w:sz w:val="28"/>
           <w:szCs w:val="28"/>
         </w:rPr>
-      </w:pPr>
-      <w:r>
-        <w:rPr>
-          <w:rFonts w:cs="Times New Roman"/>
-          <w:b/>
-          <w:bCs/>
-          <w:sz w:val="28"/>
-          <w:szCs w:val="28"/>
-        </w:rPr>
-        <w:t xml:space="preserve">2.1.8. </w:t>
-      </w:r>
-      <w:r>
-        <w:rPr>
-          <w:rFonts w:cs="Times New Roman"/>
-          <w:b/>
-          <w:bCs/>
-          <w:sz w:val="28"/>
-          <w:szCs w:val="28"/>
-        </w:rPr>
-        <w:t>Требования к эксплуатации, техническому обслуживанию, ремонту и хранению компонентов системы</w:t>
+        <w:t>2.1.8. Требования к эксплуатации, техническому обслуживанию, ремонту и хранению компонентов системы</w:t>
       </w:r>
     </w:p>
     <w:p>
@@ -4204,9 +4146,74 @@
           <w:szCs w:val="28"/>
         </w:rPr>
         <w:lastRenderedPageBreak/>
-        <w:t xml:space="preserve">2.1.9. </w:t>
-      </w:r>
-      <w:r>
+        <w:t>2.1.9. Требования к защите информации от несанкционированного доступа</w:t>
+      </w:r>
+    </w:p>
+    <w:p>
+      <w:pPr>
+        <w:pStyle w:val="a3"/>
+        <w:spacing w:after="0" w:line="360" w:lineRule="auto"/>
+        <w:ind w:left="0" w:firstLine="709"/>
+        <w:rPr>
+          <w:rFonts w:cs="Times New Roman"/>
+          <w:sz w:val="28"/>
+          <w:szCs w:val="28"/>
+        </w:rPr>
+      </w:pPr>
+      <w:r>
+        <w:rPr>
+          <w:rFonts w:cs="Times New Roman"/>
+          <w:sz w:val="28"/>
+          <w:szCs w:val="28"/>
+        </w:rPr>
+        <w:t>При работе системы необходимо обеспечить защиту данных пользователей и информации о конфигурациях облачных сервисов от несанкционированного доступа.</w:t>
+      </w:r>
+    </w:p>
+    <w:p>
+      <w:pPr>
+        <w:pStyle w:val="a3"/>
+        <w:spacing w:after="0" w:line="360" w:lineRule="auto"/>
+        <w:ind w:left="0" w:firstLine="709"/>
+        <w:rPr>
+          <w:rFonts w:cs="Times New Roman"/>
+          <w:sz w:val="28"/>
+          <w:szCs w:val="28"/>
+        </w:rPr>
+      </w:pPr>
+      <w:r>
+        <w:rPr>
+          <w:rFonts w:cs="Times New Roman"/>
+          <w:sz w:val="28"/>
+          <w:szCs w:val="28"/>
+        </w:rPr>
+        <w:t>Доступ к данным должен быть ограничен системой аутентификации и авторизации пользователей.</w:t>
+      </w:r>
+    </w:p>
+    <w:p>
+      <w:pPr>
+        <w:pStyle w:val="a3"/>
+        <w:spacing w:after="0" w:line="360" w:lineRule="auto"/>
+        <w:ind w:left="0" w:firstLine="709"/>
+        <w:rPr>
+          <w:rFonts w:cs="Times New Roman"/>
+          <w:sz w:val="28"/>
+          <w:szCs w:val="28"/>
+        </w:rPr>
+      </w:pPr>
+      <w:r>
+        <w:rPr>
+          <w:rFonts w:cs="Times New Roman"/>
+          <w:sz w:val="28"/>
+          <w:szCs w:val="28"/>
+        </w:rPr>
+        <w:t>Также необходимо обеспечить защиту данных от несанкционированного изменения, удаления или копирования.</w:t>
+      </w:r>
+    </w:p>
+    <w:p>
+      <w:pPr>
+        <w:pStyle w:val="a3"/>
+        <w:spacing w:after="0" w:line="360" w:lineRule="auto"/>
+        <w:ind w:left="0" w:firstLine="709"/>
         <w:rPr>
           <w:rFonts w:cs="Times New Roman"/>
           <w:b/>
@@ -4214,74 +4221,8 @@
           <w:sz w:val="28"/>
           <w:szCs w:val="28"/>
         </w:rPr>
-        <w:t>Требования к защите информации от несанкционированного доступа</w:t>
-      </w:r>
-    </w:p>
-    <w:p>
-      <w:pPr>
-        <w:pStyle w:val="a3"/>
-        <w:spacing w:after="0" w:line="360" w:lineRule="auto"/>
-        <w:ind w:left="0" w:firstLine="709"/>
-        <w:rPr>
-          <w:rFonts w:cs="Times New Roman"/>
-          <w:sz w:val="28"/>
-          <w:szCs w:val="28"/>
-        </w:rPr>
-      </w:pPr>
-      <w:r>
-        <w:rPr>
-          <w:rFonts w:cs="Times New Roman"/>
-          <w:sz w:val="28"/>
-          <w:szCs w:val="28"/>
-        </w:rPr>
-        <w:t>При работе системы необходимо обеспечить защиту данных пользователей и информации о конфигурациях облачных сервисов от несанкционированного доступа.</w:t>
-      </w:r>
-    </w:p>
-    <w:p>
-      <w:pPr>
-        <w:pStyle w:val="a3"/>
-        <w:spacing w:after="0" w:line="360" w:lineRule="auto"/>
-        <w:ind w:left="0" w:firstLine="709"/>
-        <w:rPr>
-          <w:rFonts w:cs="Times New Roman"/>
-          <w:sz w:val="28"/>
-          <w:szCs w:val="28"/>
-        </w:rPr>
-      </w:pPr>
-      <w:r>
-        <w:rPr>
-          <w:rFonts w:cs="Times New Roman"/>
-          <w:sz w:val="28"/>
-          <w:szCs w:val="28"/>
-        </w:rPr>
-        <w:t>Доступ к данным должен быть ограничен системой аутентификации и авторизации пользователей.</w:t>
-      </w:r>
-    </w:p>
-    <w:p>
-      <w:pPr>
-        <w:pStyle w:val="a3"/>
-        <w:spacing w:after="0" w:line="360" w:lineRule="auto"/>
-        <w:ind w:left="0" w:firstLine="709"/>
-        <w:rPr>
-          <w:rFonts w:cs="Times New Roman"/>
-          <w:sz w:val="28"/>
-          <w:szCs w:val="28"/>
-        </w:rPr>
-      </w:pPr>
-      <w:r>
-        <w:rPr>
-          <w:rFonts w:cs="Times New Roman"/>
-          <w:sz w:val="28"/>
-          <w:szCs w:val="28"/>
-        </w:rPr>
-        <w:t>Также необходимо обеспечить защиту данных от несанкционированного изменения, удаления или копирования.</w:t>
-      </w:r>
-    </w:p>
-    <w:p>
-      <w:pPr>
-        <w:pStyle w:val="a3"/>
-        <w:spacing w:after="0" w:line="360" w:lineRule="auto"/>
-        <w:ind w:left="0" w:firstLine="709"/>
+      </w:pPr>
+      <w:r>
         <w:rPr>
           <w:rFonts w:cs="Times New Roman"/>
           <w:b/>
@@ -4289,26 +4230,7 @@
           <w:sz w:val="28"/>
           <w:szCs w:val="28"/>
         </w:rPr>
-      </w:pPr>
-      <w:r>
-        <w:rPr>
-          <w:rFonts w:cs="Times New Roman"/>
-          <w:b/>
-          <w:bCs/>
-          <w:sz w:val="28"/>
-          <w:szCs w:val="28"/>
-        </w:rPr>
-        <w:t xml:space="preserve">2.1.10. </w:t>
-      </w:r>
-      <w:r>
-        <w:rPr>
-          <w:rFonts w:cs="Times New Roman"/>
-          <w:b/>
-          <w:bCs/>
-          <w:sz w:val="28"/>
-          <w:szCs w:val="28"/>
-        </w:rPr>
-        <w:t>Требования по сохранности информации при авариях</w:t>
+        <w:t>2.1.10. Требования по сохранности информации при авариях</w:t>
       </w:r>
     </w:p>
     <w:p>
@@ -4443,9 +4365,32 @@
           <w:sz w:val="28"/>
           <w:szCs w:val="28"/>
         </w:rPr>
-        <w:t xml:space="preserve">2.1.11. </w:t>
-      </w:r>
-      <w:r>
+        <w:t>2.1.11. Требования к защите от влияния внешних воздействий</w:t>
+      </w:r>
+    </w:p>
+    <w:p>
+      <w:pPr>
+        <w:spacing w:after="0" w:line="360" w:lineRule="auto"/>
+        <w:ind w:firstLine="709"/>
+        <w:rPr>
+          <w:rFonts w:cs="Times New Roman"/>
+          <w:sz w:val="28"/>
+          <w:szCs w:val="28"/>
+        </w:rPr>
+      </w:pPr>
+      <w:r>
+        <w:rPr>
+          <w:rFonts w:cs="Times New Roman"/>
+          <w:sz w:val="28"/>
+          <w:szCs w:val="28"/>
+        </w:rPr>
+        <w:t>Требования к защите от влияния внешних воздействий не предъявляются.</w:t>
+      </w:r>
+    </w:p>
+    <w:p>
+      <w:pPr>
+        <w:spacing w:after="0" w:line="360" w:lineRule="auto"/>
+        <w:ind w:firstLine="709"/>
         <w:rPr>
           <w:rFonts w:cs="Times New Roman"/>
           <w:b/>
@@ -4453,32 +4398,8 @@
           <w:sz w:val="28"/>
           <w:szCs w:val="28"/>
         </w:rPr>
-        <w:t>Требования к защите от влияния внешних воздействий</w:t>
-      </w:r>
-    </w:p>
-    <w:p>
-      <w:pPr>
-        <w:spacing w:after="0" w:line="360" w:lineRule="auto"/>
-        <w:ind w:firstLine="709"/>
-        <w:rPr>
-          <w:rFonts w:cs="Times New Roman"/>
-          <w:sz w:val="28"/>
-          <w:szCs w:val="28"/>
-        </w:rPr>
-      </w:pPr>
-      <w:r>
-        <w:rPr>
-          <w:rFonts w:cs="Times New Roman"/>
-          <w:sz w:val="28"/>
-          <w:szCs w:val="28"/>
-        </w:rPr>
-        <w:t>Требования к защите от влияния внешних воздействий не предъявляются.</w:t>
-      </w:r>
-    </w:p>
-    <w:p>
-      <w:pPr>
-        <w:spacing w:after="0" w:line="360" w:lineRule="auto"/>
-        <w:ind w:firstLine="709"/>
+      </w:pPr>
+      <w:r>
         <w:rPr>
           <w:rFonts w:cs="Times New Roman"/>
           <w:b/>
@@ -4486,8 +4407,32 @@
           <w:sz w:val="28"/>
           <w:szCs w:val="28"/>
         </w:rPr>
-      </w:pPr>
-      <w:r>
+        <w:t>2.1.12. Требования к патентной чистоте</w:t>
+      </w:r>
+    </w:p>
+    <w:p>
+      <w:pPr>
+        <w:spacing w:after="0" w:line="360" w:lineRule="auto"/>
+        <w:ind w:firstLine="709"/>
+        <w:rPr>
+          <w:rFonts w:cs="Times New Roman"/>
+          <w:sz w:val="28"/>
+          <w:szCs w:val="28"/>
+        </w:rPr>
+      </w:pPr>
+      <w:r>
+        <w:rPr>
+          <w:rFonts w:cs="Times New Roman"/>
+          <w:sz w:val="28"/>
+          <w:szCs w:val="28"/>
+        </w:rPr>
+        <w:t>Требования к патентной чистоте не предъявляются.</w:t>
+      </w:r>
+    </w:p>
+    <w:p>
+      <w:pPr>
+        <w:spacing w:after="0" w:line="360" w:lineRule="auto"/>
+        <w:ind w:firstLine="709"/>
         <w:rPr>
           <w:rFonts w:cs="Times New Roman"/>
           <w:b/>
@@ -4495,8 +4440,7 @@
           <w:sz w:val="28"/>
           <w:szCs w:val="28"/>
         </w:rPr>
-        <w:t>2.1.12</w:t>
-      </w:r>
+      </w:pPr>
       <w:r>
         <w:rPr>
           <w:rFonts w:cs="Times New Roman"/>
@@ -4505,79 +4449,7 @@
           <w:sz w:val="28"/>
           <w:szCs w:val="28"/>
         </w:rPr>
-        <w:t xml:space="preserve">. </w:t>
-      </w:r>
-      <w:r>
-        <w:rPr>
-          <w:rFonts w:cs="Times New Roman"/>
-          <w:b/>
-          <w:bCs/>
-          <w:sz w:val="28"/>
-          <w:szCs w:val="28"/>
-        </w:rPr>
-        <w:t>Требования к патентной чистоте</w:t>
-      </w:r>
-    </w:p>
-    <w:p>
-      <w:pPr>
-        <w:spacing w:after="0" w:line="360" w:lineRule="auto"/>
-        <w:ind w:firstLine="709"/>
-        <w:rPr>
-          <w:rFonts w:cs="Times New Roman"/>
-          <w:sz w:val="28"/>
-          <w:szCs w:val="28"/>
-        </w:rPr>
-      </w:pPr>
-      <w:r>
-        <w:rPr>
-          <w:rFonts w:cs="Times New Roman"/>
-          <w:sz w:val="28"/>
-          <w:szCs w:val="28"/>
-        </w:rPr>
-        <w:t>Требования к патентной чистоте не предъявляются.</w:t>
-      </w:r>
-    </w:p>
-    <w:p>
-      <w:pPr>
-        <w:spacing w:after="0" w:line="360" w:lineRule="auto"/>
-        <w:ind w:firstLine="709"/>
-        <w:rPr>
-          <w:rFonts w:cs="Times New Roman"/>
-          <w:b/>
-          <w:bCs/>
-          <w:sz w:val="28"/>
-          <w:szCs w:val="28"/>
-        </w:rPr>
-      </w:pPr>
-      <w:r>
-        <w:rPr>
-          <w:rFonts w:cs="Times New Roman"/>
-          <w:b/>
-          <w:bCs/>
-          <w:sz w:val="28"/>
-          <w:szCs w:val="28"/>
-        </w:rPr>
-        <w:t>2.1.13</w:t>
-      </w:r>
-      <w:r>
-        <w:rPr>
-          <w:rFonts w:cs="Times New Roman"/>
-          <w:b/>
-          <w:bCs/>
-          <w:sz w:val="28"/>
-          <w:szCs w:val="28"/>
-        </w:rPr>
-        <w:t>.</w:t>
-      </w:r>
-      <w:r>
-        <w:rPr>
-          <w:rFonts w:cs="Times New Roman"/>
-          <w:b/>
-          <w:bCs/>
-          <w:sz w:val="28"/>
-          <w:szCs w:val="28"/>
-        </w:rPr>
-        <w:t xml:space="preserve"> Требования по стандартизации и унификации</w:t>
+        <w:t>2.1.13. Требования по стандартизации и унификации</w:t>
       </w:r>
     </w:p>
     <w:p>
@@ -5103,13 +4975,7 @@
               </w:rPr>
             </w:pPr>
             <w:r>
-              <w:t>Авторизация пользователей</w:t>
-            </w:r>
-            <w:r>
-              <w:t xml:space="preserve"> </w:t>
-            </w:r>
-            <w:r>
-              <w:t>Аутентификация пользователей</w:t>
+              <w:t>Авторизация пользователей Аутентификация пользователей</w:t>
             </w:r>
           </w:p>
         </w:tc>
@@ -6671,6 +6537,1081 @@
         <w:t>руководство по эксплуатации информационной системы.</w:t>
       </w:r>
     </w:p>
+    <w:p>
+      <w:pPr>
+        <w:spacing w:after="0" w:line="360" w:lineRule="auto"/>
+        <w:ind w:firstLine="709"/>
+        <w:rPr>
+          <w:rFonts w:cs="Times New Roman"/>
+          <w:b/>
+          <w:bCs/>
+          <w:sz w:val="28"/>
+          <w:szCs w:val="28"/>
+        </w:rPr>
+      </w:pPr>
+      <w:r>
+        <w:rPr>
+          <w:rFonts w:cs="Times New Roman"/>
+          <w:b/>
+          <w:bCs/>
+          <w:sz w:val="28"/>
+          <w:szCs w:val="28"/>
+        </w:rPr>
+        <w:t>3</w:t>
+      </w:r>
+      <w:r>
+        <w:rPr>
+          <w:rFonts w:cs="Times New Roman"/>
+          <w:b/>
+          <w:bCs/>
+          <w:sz w:val="28"/>
+          <w:szCs w:val="28"/>
+        </w:rPr>
+        <w:t>.</w:t>
+      </w:r>
+      <w:r>
+        <w:rPr>
+          <w:rFonts w:cs="Times New Roman"/>
+          <w:b/>
+          <w:bCs/>
+          <w:sz w:val="28"/>
+          <w:szCs w:val="28"/>
+        </w:rPr>
+        <w:t xml:space="preserve"> Эскизный проект информационной системы</w:t>
+      </w:r>
+    </w:p>
+    <w:p>
+      <w:pPr>
+        <w:spacing w:after="0" w:line="360" w:lineRule="auto"/>
+        <w:ind w:firstLine="709"/>
+        <w:rPr>
+          <w:rFonts w:cs="Times New Roman"/>
+          <w:sz w:val="28"/>
+          <w:szCs w:val="28"/>
+        </w:rPr>
+      </w:pPr>
+      <w:r>
+        <w:rPr>
+          <w:rFonts w:cs="Times New Roman"/>
+          <w:sz w:val="28"/>
+          <w:szCs w:val="28"/>
+        </w:rPr>
+        <w:t>На основе сформулированных требований был разработан эскизный проект информационной системы «Конфигуратор облачных сервисов».</w:t>
+      </w:r>
+    </w:p>
+    <w:p>
+      <w:pPr>
+        <w:spacing w:after="0" w:line="360" w:lineRule="auto"/>
+        <w:ind w:firstLine="709"/>
+        <w:rPr>
+          <w:rFonts w:cs="Times New Roman"/>
+          <w:sz w:val="28"/>
+          <w:szCs w:val="28"/>
+        </w:rPr>
+      </w:pPr>
+      <w:r>
+        <w:rPr>
+          <w:rFonts w:cs="Times New Roman"/>
+          <w:sz w:val="28"/>
+          <w:szCs w:val="28"/>
+        </w:rPr>
+        <w:t>Проектируемая информационная система представляет собой веб-приложение, обеспечивающее автоматизацию процесса подбора и анализа облачных сервисов различных провайдеров. Пользователь взаимодействует с системой через веб-интерфейс, используя стандартный веб-браузер.</w:t>
+      </w:r>
+    </w:p>
+    <w:p>
+      <w:pPr>
+        <w:spacing w:after="0" w:line="360" w:lineRule="auto"/>
+        <w:ind w:firstLine="709"/>
+        <w:rPr>
+          <w:rFonts w:cs="Times New Roman"/>
+          <w:sz w:val="28"/>
+          <w:szCs w:val="28"/>
+        </w:rPr>
+      </w:pPr>
+      <w:r>
+        <w:rPr>
+          <w:rFonts w:cs="Times New Roman"/>
+          <w:sz w:val="28"/>
+          <w:szCs w:val="28"/>
+        </w:rPr>
+        <w:t>Архитектура системы реализована по клиент-серверному принципу и включает следующие основные компоненты:</w:t>
+      </w:r>
+    </w:p>
+    <w:p>
+      <w:pPr>
+        <w:pStyle w:val="a3"/>
+        <w:numPr>
+          <w:ilvl w:val="0"/>
+          <w:numId w:val="11"/>
+        </w:numPr>
+        <w:spacing w:after="0" w:line="360" w:lineRule="auto"/>
+        <w:ind w:left="0" w:firstLine="709"/>
+        <w:rPr>
+          <w:rFonts w:cs="Times New Roman"/>
+          <w:sz w:val="28"/>
+          <w:szCs w:val="28"/>
+        </w:rPr>
+      </w:pPr>
+      <w:r>
+        <w:rPr>
+          <w:rFonts w:cs="Times New Roman"/>
+          <w:sz w:val="28"/>
+          <w:szCs w:val="28"/>
+        </w:rPr>
+        <w:t>клиентскую часть, обеспечивающую взаимодействие пользователя с системой через веб-интерфейс;</w:t>
+      </w:r>
+    </w:p>
+    <w:p>
+      <w:pPr>
+        <w:pStyle w:val="a3"/>
+        <w:numPr>
+          <w:ilvl w:val="0"/>
+          <w:numId w:val="11"/>
+        </w:numPr>
+        <w:spacing w:after="0" w:line="360" w:lineRule="auto"/>
+        <w:ind w:left="0" w:firstLine="709"/>
+        <w:rPr>
+          <w:rFonts w:cs="Times New Roman"/>
+          <w:sz w:val="28"/>
+          <w:szCs w:val="28"/>
+        </w:rPr>
+      </w:pPr>
+      <w:r>
+        <w:rPr>
+          <w:rFonts w:cs="Times New Roman"/>
+          <w:sz w:val="28"/>
+          <w:szCs w:val="28"/>
+        </w:rPr>
+        <w:t>серверную часть, выполняющую обработку пользовательских запросов и анализ параметров облачных сервисов;</w:t>
+      </w:r>
+    </w:p>
+    <w:p>
+      <w:pPr>
+        <w:pStyle w:val="a3"/>
+        <w:numPr>
+          <w:ilvl w:val="0"/>
+          <w:numId w:val="11"/>
+        </w:numPr>
+        <w:spacing w:after="0" w:line="360" w:lineRule="auto"/>
+        <w:ind w:left="0" w:firstLine="709"/>
+        <w:rPr>
+          <w:rFonts w:cs="Times New Roman"/>
+          <w:sz w:val="28"/>
+          <w:szCs w:val="28"/>
+        </w:rPr>
+      </w:pPr>
+      <w:r>
+        <w:rPr>
+          <w:rFonts w:cs="Times New Roman"/>
+          <w:sz w:val="28"/>
+          <w:szCs w:val="28"/>
+        </w:rPr>
+        <w:t>базу данных, предназначенную для хранения информации о провайдерах, облачных сервисах и пользовательских конфигурациях.</w:t>
+      </w:r>
+    </w:p>
+    <w:p>
+      <w:pPr>
+        <w:spacing w:after="0" w:line="360" w:lineRule="auto"/>
+        <w:ind w:firstLine="709"/>
+        <w:rPr>
+          <w:rFonts w:cs="Times New Roman"/>
+          <w:sz w:val="28"/>
+          <w:szCs w:val="28"/>
+        </w:rPr>
+      </w:pPr>
+      <w:r>
+        <w:rPr>
+          <w:rFonts w:cs="Times New Roman"/>
+          <w:sz w:val="28"/>
+          <w:szCs w:val="28"/>
+        </w:rPr>
+        <w:t>Клиентская часть системы реализуется с использованием современных веб-технологий, таких как HTML, CSS и JavaScript. Она отвечает за отображение интерфейса системы, ввод параметров пользователем и отображение результатов анализа.</w:t>
+      </w:r>
+    </w:p>
+    <w:p>
+      <w:pPr>
+        <w:spacing w:after="0" w:line="360" w:lineRule="auto"/>
+        <w:ind w:firstLine="709"/>
+        <w:rPr>
+          <w:rFonts w:cs="Times New Roman"/>
+          <w:sz w:val="28"/>
+          <w:szCs w:val="28"/>
+        </w:rPr>
+      </w:pPr>
+      <w:r>
+        <w:rPr>
+          <w:rFonts w:cs="Times New Roman"/>
+          <w:sz w:val="28"/>
+          <w:szCs w:val="28"/>
+        </w:rPr>
+        <w:t>Серверная часть выполняет обработку пользовательских запросов, анализ параметров конфигурации и формирование рекомендаций по выбору облачных сервисов.</w:t>
+      </w:r>
+    </w:p>
+    <w:p>
+      <w:pPr>
+        <w:spacing w:after="0" w:line="360" w:lineRule="auto"/>
+        <w:ind w:firstLine="709"/>
+        <w:rPr>
+          <w:rFonts w:cs="Times New Roman"/>
+          <w:sz w:val="28"/>
+          <w:szCs w:val="28"/>
+        </w:rPr>
+      </w:pPr>
+      <w:r>
+        <w:rPr>
+          <w:rFonts w:cs="Times New Roman"/>
+          <w:sz w:val="28"/>
+          <w:szCs w:val="28"/>
+        </w:rPr>
+        <w:t>База данных предназначена для хранения информации о доступных облачных сервисах, параметрах ресурсов, пользовательских конфигурациях и данных пользователей системы.</w:t>
+      </w:r>
+    </w:p>
+    <w:p>
+      <w:pPr>
+        <w:spacing w:after="0" w:line="360" w:lineRule="auto"/>
+        <w:ind w:firstLine="709"/>
+        <w:rPr>
+          <w:rFonts w:cs="Times New Roman"/>
+          <w:sz w:val="28"/>
+          <w:szCs w:val="28"/>
+        </w:rPr>
+      </w:pPr>
+      <w:r>
+        <w:rPr>
+          <w:rFonts w:cs="Times New Roman"/>
+          <w:sz w:val="28"/>
+          <w:szCs w:val="28"/>
+        </w:rPr>
+        <w:lastRenderedPageBreak/>
+        <w:t>Эскизная архитектура системы представлена на рисунке.</w:t>
+      </w:r>
+    </w:p>
+    <w:p>
+      <w:pPr>
+        <w:spacing w:after="0" w:line="360" w:lineRule="auto"/>
+        <w:jc w:val="center"/>
+        <w:rPr>
+          <w:rFonts w:cs="Times New Roman"/>
+          <w:sz w:val="28"/>
+          <w:szCs w:val="28"/>
+          <w:lang w:val="en-US"/>
+        </w:rPr>
+      </w:pPr>
+      <w:r>
+        <w:rPr>
+          <w:noProof/>
+        </w:rPr>
+        <w:drawing>
+          <wp:inline distT="0" distB="0" distL="0" distR="0" wp14:anchorId="39EFF834" wp14:editId="0F246065">
+            <wp:extent cx="6188710" cy="2529840"/>
+            <wp:effectExtent l="0" t="0" r="2540" b="3810"/>
+            <wp:docPr id="461367922" name="Рисунок 2"/>
+            <wp:cNvGraphicFramePr>
+              <a:graphicFrameLocks xmlns:a="http://schemas.openxmlformats.org/drawingml/2006/main" noChangeAspect="1"/>
+            </wp:cNvGraphicFramePr>
+            <a:graphic xmlns:a="http://schemas.openxmlformats.org/drawingml/2006/main">
+              <a:graphicData uri="http://schemas.openxmlformats.org/drawingml/2006/picture">
+                <pic:pic xmlns:pic="http://schemas.openxmlformats.org/drawingml/2006/picture">
+                  <pic:nvPicPr>
+                    <pic:cNvPr id="0" name="Picture 13"/>
+                    <pic:cNvPicPr>
+                      <a:picLocks noChangeAspect="1" noChangeArrowheads="1"/>
+                    </pic:cNvPicPr>
+                  </pic:nvPicPr>
+                  <pic:blipFill>
+                    <a:blip r:embed="rId6">
+                      <a:extLst>
+                        <a:ext uri="{28A0092B-C50C-407E-A947-70E740481C1C}">
+                          <a14:useLocalDpi xmlns:a14="http://schemas.microsoft.com/office/drawing/2010/main" val="0"/>
+                        </a:ext>
+                      </a:extLst>
+                    </a:blip>
+                    <a:srcRect/>
+                    <a:stretch>
+                      <a:fillRect/>
+                    </a:stretch>
+                  </pic:blipFill>
+                  <pic:spPr bwMode="auto">
+                    <a:xfrm>
+                      <a:off x="0" y="0"/>
+                      <a:ext cx="6188710" cy="2529840"/>
+                    </a:xfrm>
+                    <a:prstGeom prst="rect">
+                      <a:avLst/>
+                    </a:prstGeom>
+                    <a:noFill/>
+                    <a:ln>
+                      <a:noFill/>
+                    </a:ln>
+                  </pic:spPr>
+                </pic:pic>
+              </a:graphicData>
+            </a:graphic>
+          </wp:inline>
+        </w:drawing>
+      </w:r>
+    </w:p>
+    <w:p>
+      <w:pPr>
+        <w:spacing w:after="0" w:line="360" w:lineRule="auto"/>
+        <w:jc w:val="center"/>
+        <w:rPr>
+          <w:rFonts w:cs="Times New Roman"/>
+          <w:sz w:val="28"/>
+          <w:szCs w:val="28"/>
+          <w:lang w:val="en-US"/>
+        </w:rPr>
+      </w:pPr>
+    </w:p>
+    <w:p>
+      <w:pPr>
+        <w:spacing w:after="0" w:line="360" w:lineRule="auto"/>
+        <w:ind w:firstLine="709"/>
+        <w:rPr>
+          <w:rFonts w:cs="Times New Roman"/>
+          <w:b/>
+          <w:bCs/>
+          <w:sz w:val="28"/>
+          <w:szCs w:val="28"/>
+        </w:rPr>
+      </w:pPr>
+      <w:r>
+        <w:rPr>
+          <w:rFonts w:cs="Times New Roman"/>
+          <w:b/>
+          <w:bCs/>
+          <w:sz w:val="28"/>
+          <w:szCs w:val="28"/>
+        </w:rPr>
+        <w:t>4</w:t>
+      </w:r>
+      <w:r>
+        <w:rPr>
+          <w:rFonts w:cs="Times New Roman"/>
+          <w:b/>
+          <w:bCs/>
+          <w:sz w:val="28"/>
+          <w:szCs w:val="28"/>
+        </w:rPr>
+        <w:t>.</w:t>
+      </w:r>
+      <w:r>
+        <w:rPr>
+          <w:rFonts w:cs="Times New Roman"/>
+          <w:b/>
+          <w:bCs/>
+          <w:sz w:val="28"/>
+          <w:szCs w:val="28"/>
+        </w:rPr>
+        <w:t xml:space="preserve"> Макет информационной системы</w:t>
+      </w:r>
+    </w:p>
+    <w:p>
+      <w:pPr>
+        <w:spacing w:after="0" w:line="360" w:lineRule="auto"/>
+        <w:ind w:firstLine="709"/>
+        <w:rPr>
+          <w:rFonts w:cs="Times New Roman"/>
+          <w:sz w:val="28"/>
+          <w:szCs w:val="28"/>
+        </w:rPr>
+      </w:pPr>
+      <w:r>
+        <w:rPr>
+          <w:rFonts w:cs="Times New Roman"/>
+          <w:sz w:val="28"/>
+          <w:szCs w:val="28"/>
+        </w:rPr>
+        <w:t>В рамках эскизного проектирования был разработан макет пользовательского интерфейса информационной системы.</w:t>
+      </w:r>
+    </w:p>
+    <w:p>
+      <w:pPr>
+        <w:spacing w:after="0" w:line="360" w:lineRule="auto"/>
+        <w:ind w:firstLine="709"/>
+        <w:rPr>
+          <w:rFonts w:cs="Times New Roman"/>
+          <w:sz w:val="28"/>
+          <w:szCs w:val="28"/>
+        </w:rPr>
+      </w:pPr>
+      <w:r>
+        <w:rPr>
+          <w:rFonts w:cs="Times New Roman"/>
+          <w:sz w:val="28"/>
+          <w:szCs w:val="28"/>
+        </w:rPr>
+        <w:t>Макет позволяет определить структуру основных экранов системы и уточнить требования к её функциональности.</w:t>
+      </w:r>
+    </w:p>
+    <w:p>
+      <w:pPr>
+        <w:spacing w:after="0" w:line="360" w:lineRule="auto"/>
+        <w:ind w:firstLine="709"/>
+        <w:rPr>
+          <w:rFonts w:cs="Times New Roman"/>
+          <w:sz w:val="28"/>
+          <w:szCs w:val="28"/>
+        </w:rPr>
+      </w:pPr>
+      <w:r>
+        <w:rPr>
+          <w:rFonts w:cs="Times New Roman"/>
+          <w:sz w:val="28"/>
+          <w:szCs w:val="28"/>
+        </w:rPr>
+        <w:t>Основными разделами интерфейса системы являются:</w:t>
+      </w:r>
+    </w:p>
+    <w:p>
+      <w:pPr>
+        <w:spacing w:after="0" w:line="360" w:lineRule="auto"/>
+        <w:ind w:firstLine="709"/>
+        <w:rPr>
+          <w:rFonts w:cs="Times New Roman"/>
+          <w:sz w:val="28"/>
+          <w:szCs w:val="28"/>
+        </w:rPr>
+      </w:pPr>
+      <w:r>
+        <w:rPr>
+          <w:rFonts w:cs="Times New Roman"/>
+          <w:b/>
+          <w:bCs/>
+          <w:sz w:val="28"/>
+          <w:szCs w:val="28"/>
+        </w:rPr>
+        <w:t>Главная страница</w:t>
+      </w:r>
+      <w:r>
+        <w:rPr>
+          <w:rFonts w:cs="Times New Roman"/>
+          <w:sz w:val="28"/>
+          <w:szCs w:val="28"/>
+        </w:rPr>
+        <w:t>, содержащая краткое описание системы и предоставляющая пользователю доступ к основным разделам системы.</w:t>
+      </w:r>
+    </w:p>
+    <w:p>
+      <w:pPr>
+        <w:spacing w:after="0" w:line="360" w:lineRule="auto"/>
+        <w:ind w:firstLine="709"/>
+        <w:rPr>
+          <w:rFonts w:cs="Times New Roman"/>
+          <w:sz w:val="28"/>
+          <w:szCs w:val="28"/>
+        </w:rPr>
+      </w:pPr>
+      <w:r>
+        <w:rPr>
+          <w:rFonts w:cs="Times New Roman"/>
+          <w:b/>
+          <w:bCs/>
+          <w:sz w:val="28"/>
+          <w:szCs w:val="28"/>
+        </w:rPr>
+        <w:t>Каталог облачных сервисов</w:t>
+      </w:r>
+      <w:r>
+        <w:rPr>
+          <w:rFonts w:cs="Times New Roman"/>
+          <w:sz w:val="28"/>
+          <w:szCs w:val="28"/>
+        </w:rPr>
+        <w:t>, предназначенный для просмотра списка доступных облачных сервисов и их характеристик.</w:t>
+      </w:r>
+    </w:p>
+    <w:p>
+      <w:pPr>
+        <w:spacing w:after="0" w:line="360" w:lineRule="auto"/>
+        <w:ind w:firstLine="709"/>
+        <w:rPr>
+          <w:rFonts w:cs="Times New Roman"/>
+          <w:sz w:val="28"/>
+          <w:szCs w:val="28"/>
+        </w:rPr>
+      </w:pPr>
+      <w:r>
+        <w:rPr>
+          <w:rFonts w:cs="Times New Roman"/>
+          <w:b/>
+          <w:bCs/>
+          <w:sz w:val="28"/>
+          <w:szCs w:val="28"/>
+        </w:rPr>
+        <w:t>Конфигуратор ресурсов</w:t>
+      </w:r>
+      <w:r>
+        <w:rPr>
+          <w:rFonts w:cs="Times New Roman"/>
+          <w:sz w:val="28"/>
+          <w:szCs w:val="28"/>
+        </w:rPr>
+        <w:t>, позволяющий пользователю задать параметры требуемой облачной инфраструктуры, такие как объём оперативной памяти, вычислительные ресурсы, объём хранилища и другие параметры.</w:t>
+      </w:r>
+    </w:p>
+    <w:p>
+      <w:pPr>
+        <w:spacing w:after="0" w:line="360" w:lineRule="auto"/>
+        <w:ind w:firstLine="709"/>
+        <w:rPr>
+          <w:rFonts w:cs="Times New Roman"/>
+          <w:sz w:val="28"/>
+          <w:szCs w:val="28"/>
+        </w:rPr>
+      </w:pPr>
+      <w:r>
+        <w:rPr>
+          <w:rFonts w:cs="Times New Roman"/>
+          <w:b/>
+          <w:bCs/>
+          <w:sz w:val="28"/>
+          <w:szCs w:val="28"/>
+        </w:rPr>
+        <w:t>Раздел сравнения сервисов</w:t>
+      </w:r>
+      <w:r>
+        <w:rPr>
+          <w:rFonts w:cs="Times New Roman"/>
+          <w:sz w:val="28"/>
+          <w:szCs w:val="28"/>
+        </w:rPr>
+        <w:t>, позволяющий анализировать предложения различных облачных провайдеров и сравнивать их характеристики.</w:t>
+      </w:r>
+    </w:p>
+    <w:p>
+      <w:pPr>
+        <w:spacing w:after="0" w:line="360" w:lineRule="auto"/>
+        <w:ind w:firstLine="709"/>
+        <w:rPr>
+          <w:rFonts w:cs="Times New Roman"/>
+          <w:sz w:val="28"/>
+          <w:szCs w:val="28"/>
+        </w:rPr>
+      </w:pPr>
+      <w:r>
+        <w:rPr>
+          <w:rFonts w:cs="Times New Roman"/>
+          <w:b/>
+          <w:bCs/>
+          <w:sz w:val="28"/>
+          <w:szCs w:val="28"/>
+        </w:rPr>
+        <w:t>Личный кабинет</w:t>
+      </w:r>
+      <w:r>
+        <w:rPr>
+          <w:rFonts w:cs="Times New Roman"/>
+          <w:sz w:val="28"/>
+          <w:szCs w:val="28"/>
+        </w:rPr>
+        <w:t xml:space="preserve"> пользователя, предназначенный для хранения выбранных конфигураций облачных ресурсов и просмотра истории подборов.</w:t>
+      </w:r>
+    </w:p>
+    <w:p>
+      <w:pPr>
+        <w:spacing w:after="0" w:line="360" w:lineRule="auto"/>
+        <w:ind w:firstLine="709"/>
+        <w:rPr>
+          <w:rFonts w:cs="Times New Roman"/>
+          <w:sz w:val="28"/>
+          <w:szCs w:val="28"/>
+        </w:rPr>
+      </w:pPr>
+      <w:r>
+        <w:rPr>
+          <w:rFonts w:cs="Times New Roman"/>
+          <w:b/>
+          <w:bCs/>
+          <w:sz w:val="28"/>
+          <w:szCs w:val="28"/>
+        </w:rPr>
+        <w:lastRenderedPageBreak/>
+        <w:t>Панель администратора</w:t>
+      </w:r>
+      <w:r>
+        <w:rPr>
+          <w:rFonts w:cs="Times New Roman"/>
+          <w:sz w:val="28"/>
+          <w:szCs w:val="28"/>
+        </w:rPr>
+        <w:t>, предназначенная для управления информацией о провайдерах и облачных сервисах.</w:t>
+      </w:r>
+    </w:p>
+    <w:p>
+      <w:pPr>
+        <w:spacing w:after="0" w:line="360" w:lineRule="auto"/>
+        <w:ind w:firstLine="709"/>
+        <w:rPr>
+          <w:rFonts w:cs="Times New Roman"/>
+          <w:sz w:val="28"/>
+          <w:szCs w:val="28"/>
+        </w:rPr>
+      </w:pPr>
+      <w:r>
+        <w:rPr>
+          <w:rFonts w:cs="Times New Roman"/>
+          <w:sz w:val="28"/>
+          <w:szCs w:val="28"/>
+        </w:rPr>
+        <w:t>Разработанный макет интерфейса позволяет определить структуру взаимодействия пользователя с системой и уточнить требования к проектируемой информационной системе.</w:t>
+      </w:r>
+    </w:p>
+    <w:p>
+      <w:pPr>
+        <w:spacing w:after="0" w:line="360" w:lineRule="auto"/>
+        <w:ind w:firstLine="709"/>
+        <w:rPr>
+          <w:rFonts w:cs="Times New Roman"/>
+          <w:b/>
+          <w:bCs/>
+          <w:sz w:val="28"/>
+          <w:szCs w:val="28"/>
+        </w:rPr>
+      </w:pPr>
+      <w:r>
+        <w:rPr>
+          <w:rFonts w:cs="Times New Roman"/>
+          <w:b/>
+          <w:bCs/>
+          <w:sz w:val="28"/>
+          <w:szCs w:val="28"/>
+        </w:rPr>
+        <w:t>5</w:t>
+      </w:r>
+      <w:r>
+        <w:rPr>
+          <w:rFonts w:cs="Times New Roman"/>
+          <w:b/>
+          <w:bCs/>
+          <w:sz w:val="28"/>
+          <w:szCs w:val="28"/>
+        </w:rPr>
+        <w:t>.</w:t>
+      </w:r>
+      <w:r>
+        <w:rPr>
+          <w:rFonts w:cs="Times New Roman"/>
+          <w:b/>
+          <w:bCs/>
+          <w:sz w:val="28"/>
+          <w:szCs w:val="28"/>
+        </w:rPr>
+        <w:t xml:space="preserve"> Функциональная структура системы</w:t>
+      </w:r>
+    </w:p>
+    <w:p>
+      <w:pPr>
+        <w:spacing w:after="0" w:line="360" w:lineRule="auto"/>
+        <w:ind w:firstLine="709"/>
+        <w:rPr>
+          <w:rFonts w:cs="Times New Roman"/>
+          <w:sz w:val="28"/>
+          <w:szCs w:val="28"/>
+        </w:rPr>
+      </w:pPr>
+      <w:r>
+        <w:rPr>
+          <w:rFonts w:cs="Times New Roman"/>
+          <w:sz w:val="28"/>
+          <w:szCs w:val="28"/>
+        </w:rPr>
+        <w:t>Функциональная структура информационной системы «Конфигуратор облачных сервисов» включает несколько взаимосвязанных подсистем.</w:t>
+      </w:r>
+    </w:p>
+    <w:p>
+      <w:pPr>
+        <w:spacing w:after="0" w:line="360" w:lineRule="auto"/>
+        <w:ind w:firstLine="709"/>
+        <w:rPr>
+          <w:rFonts w:cs="Times New Roman"/>
+          <w:sz w:val="28"/>
+          <w:szCs w:val="28"/>
+        </w:rPr>
+      </w:pPr>
+      <w:r>
+        <w:rPr>
+          <w:rFonts w:cs="Times New Roman"/>
+          <w:sz w:val="28"/>
+          <w:szCs w:val="28"/>
+        </w:rPr>
+        <w:t>К основным функциональным модулям системы относятся:</w:t>
+      </w:r>
+    </w:p>
+    <w:p>
+      <w:pPr>
+        <w:pStyle w:val="a3"/>
+        <w:numPr>
+          <w:ilvl w:val="0"/>
+          <w:numId w:val="11"/>
+        </w:numPr>
+        <w:spacing w:after="0" w:line="360" w:lineRule="auto"/>
+        <w:ind w:left="0" w:firstLine="709"/>
+        <w:rPr>
+          <w:rFonts w:cs="Times New Roman"/>
+          <w:sz w:val="28"/>
+          <w:szCs w:val="28"/>
+        </w:rPr>
+      </w:pPr>
+      <w:r>
+        <w:rPr>
+          <w:rFonts w:cs="Times New Roman"/>
+          <w:sz w:val="28"/>
+          <w:szCs w:val="28"/>
+        </w:rPr>
+        <w:t>подсистема каталога облачных сервисов, предназначенная для хранения и отображения информации о доступных облачных сервисах и их характеристиках;</w:t>
+      </w:r>
+    </w:p>
+    <w:p>
+      <w:pPr>
+        <w:pStyle w:val="a3"/>
+        <w:numPr>
+          <w:ilvl w:val="0"/>
+          <w:numId w:val="11"/>
+        </w:numPr>
+        <w:spacing w:after="0" w:line="360" w:lineRule="auto"/>
+        <w:ind w:left="0" w:firstLine="709"/>
+        <w:rPr>
+          <w:rFonts w:cs="Times New Roman"/>
+          <w:sz w:val="28"/>
+          <w:szCs w:val="28"/>
+        </w:rPr>
+      </w:pPr>
+      <w:r>
+        <w:rPr>
+          <w:rFonts w:cs="Times New Roman"/>
+          <w:sz w:val="28"/>
+          <w:szCs w:val="28"/>
+        </w:rPr>
+        <w:t>подсистема конфигурации ресурсов, обеспечивающая подбор облачных сервисов на основе параметров, заданных пользователем;</w:t>
+      </w:r>
+    </w:p>
+    <w:p>
+      <w:pPr>
+        <w:pStyle w:val="a3"/>
+        <w:numPr>
+          <w:ilvl w:val="0"/>
+          <w:numId w:val="11"/>
+        </w:numPr>
+        <w:spacing w:after="0" w:line="360" w:lineRule="auto"/>
+        <w:ind w:left="0" w:firstLine="709"/>
+        <w:rPr>
+          <w:rFonts w:cs="Times New Roman"/>
+          <w:sz w:val="28"/>
+          <w:szCs w:val="28"/>
+        </w:rPr>
+      </w:pPr>
+      <w:r>
+        <w:rPr>
+          <w:rFonts w:cs="Times New Roman"/>
+          <w:sz w:val="28"/>
+          <w:szCs w:val="28"/>
+        </w:rPr>
+        <w:t>подсистема сравнения сервисов, позволяющая анализировать характеристики и стоимость облачных сервисов различных провайдеров;</w:t>
+      </w:r>
+    </w:p>
+    <w:p>
+      <w:pPr>
+        <w:pStyle w:val="a3"/>
+        <w:numPr>
+          <w:ilvl w:val="0"/>
+          <w:numId w:val="11"/>
+        </w:numPr>
+        <w:spacing w:after="0" w:line="360" w:lineRule="auto"/>
+        <w:ind w:left="0" w:firstLine="709"/>
+        <w:rPr>
+          <w:rFonts w:cs="Times New Roman"/>
+          <w:sz w:val="28"/>
+          <w:szCs w:val="28"/>
+        </w:rPr>
+      </w:pPr>
+      <w:r>
+        <w:rPr>
+          <w:rFonts w:cs="Times New Roman"/>
+          <w:sz w:val="28"/>
+          <w:szCs w:val="28"/>
+        </w:rPr>
+        <w:t>подсистема рекомендаций и аналитики, предназначенная для формирования рекомендаций по выбору оптимальной конфигурации облачной инфраструктуры;</w:t>
+      </w:r>
+    </w:p>
+    <w:p>
+      <w:pPr>
+        <w:pStyle w:val="a3"/>
+        <w:numPr>
+          <w:ilvl w:val="0"/>
+          <w:numId w:val="11"/>
+        </w:numPr>
+        <w:spacing w:after="0" w:line="360" w:lineRule="auto"/>
+        <w:ind w:left="0" w:firstLine="709"/>
+        <w:rPr>
+          <w:rFonts w:cs="Times New Roman"/>
+          <w:sz w:val="28"/>
+          <w:szCs w:val="28"/>
+        </w:rPr>
+      </w:pPr>
+      <w:r>
+        <w:rPr>
+          <w:rFonts w:cs="Times New Roman"/>
+          <w:sz w:val="28"/>
+          <w:szCs w:val="28"/>
+        </w:rPr>
+        <w:t>подсистема работы с пользователями, обеспечивающая регистрацию пользователей, авторизацию и управление личным кабинетом;</w:t>
+      </w:r>
+    </w:p>
+    <w:p>
+      <w:pPr>
+        <w:pStyle w:val="a3"/>
+        <w:numPr>
+          <w:ilvl w:val="0"/>
+          <w:numId w:val="11"/>
+        </w:numPr>
+        <w:spacing w:after="0" w:line="360" w:lineRule="auto"/>
+        <w:ind w:left="0" w:firstLine="709"/>
+        <w:rPr>
+          <w:rFonts w:cs="Times New Roman"/>
+          <w:sz w:val="28"/>
+          <w:szCs w:val="28"/>
+        </w:rPr>
+      </w:pPr>
+      <w:r>
+        <w:rPr>
+          <w:rFonts w:cs="Times New Roman"/>
+          <w:sz w:val="28"/>
+          <w:szCs w:val="28"/>
+        </w:rPr>
+        <w:t>подсистема администрирования, предназначенная для управления данными о провайдерах и облачных сервисах, а также для контроля работы системы;</w:t>
+      </w:r>
+    </w:p>
+    <w:p>
+      <w:pPr>
+        <w:pStyle w:val="a3"/>
+        <w:numPr>
+          <w:ilvl w:val="0"/>
+          <w:numId w:val="11"/>
+        </w:numPr>
+        <w:spacing w:after="0" w:line="360" w:lineRule="auto"/>
+        <w:ind w:left="0" w:firstLine="709"/>
+        <w:rPr>
+          <w:rFonts w:cs="Times New Roman"/>
+          <w:sz w:val="28"/>
+          <w:szCs w:val="28"/>
+        </w:rPr>
+      </w:pPr>
+      <w:r>
+        <w:rPr>
+          <w:rFonts w:cs="Times New Roman"/>
+          <w:sz w:val="28"/>
+          <w:szCs w:val="28"/>
+        </w:rPr>
+        <w:t>подсистема базы данных, обеспечивающая хранение информации о сервисах, пользователях и конфигурациях.</w:t>
+      </w:r>
+    </w:p>
+    <w:p>
+      <w:pPr>
+        <w:spacing w:after="0" w:line="360" w:lineRule="auto"/>
+        <w:ind w:firstLine="709"/>
+        <w:rPr>
+          <w:rFonts w:cs="Times New Roman"/>
+          <w:sz w:val="28"/>
+          <w:szCs w:val="28"/>
+        </w:rPr>
+      </w:pPr>
+      <w:r>
+        <w:rPr>
+          <w:rFonts w:cs="Times New Roman"/>
+          <w:sz w:val="28"/>
+          <w:szCs w:val="28"/>
+        </w:rPr>
+        <w:t>Функциональная структура системы представлена на рисунке.</w:t>
+      </w:r>
+    </w:p>
+    <w:p>
+      <w:pPr>
+        <w:spacing w:after="0" w:line="360" w:lineRule="auto"/>
+        <w:jc w:val="center"/>
+        <w:rPr>
+          <w:rFonts w:cs="Times New Roman"/>
+          <w:sz w:val="28"/>
+          <w:szCs w:val="28"/>
+          <w:lang w:val="en-US"/>
+        </w:rPr>
+      </w:pPr>
+      <w:r>
+        <w:rPr>
+          <w:noProof/>
+        </w:rPr>
+        <w:lastRenderedPageBreak/>
+        <w:drawing>
+          <wp:inline distT="0" distB="0" distL="0" distR="0" wp14:anchorId="284C4F95" wp14:editId="0C7EAC38">
+            <wp:extent cx="6188710" cy="3604895"/>
+            <wp:effectExtent l="0" t="0" r="2540" b="0"/>
+            <wp:docPr id="1635440466" name="Рисунок 3"/>
+            <wp:cNvGraphicFramePr>
+              <a:graphicFrameLocks xmlns:a="http://schemas.openxmlformats.org/drawingml/2006/main" noChangeAspect="1"/>
+            </wp:cNvGraphicFramePr>
+            <a:graphic xmlns:a="http://schemas.openxmlformats.org/drawingml/2006/main">
+              <a:graphicData uri="http://schemas.openxmlformats.org/drawingml/2006/picture">
+                <pic:pic xmlns:pic="http://schemas.openxmlformats.org/drawingml/2006/picture">
+                  <pic:nvPicPr>
+                    <pic:cNvPr id="0" name="Picture 15"/>
+                    <pic:cNvPicPr>
+                      <a:picLocks noChangeAspect="1" noChangeArrowheads="1"/>
+                    </pic:cNvPicPr>
+                  </pic:nvPicPr>
+                  <pic:blipFill>
+                    <a:blip r:embed="rId7">
+                      <a:extLst>
+                        <a:ext uri="{28A0092B-C50C-407E-A947-70E740481C1C}">
+                          <a14:useLocalDpi xmlns:a14="http://schemas.microsoft.com/office/drawing/2010/main" val="0"/>
+                        </a:ext>
+                      </a:extLst>
+                    </a:blip>
+                    <a:srcRect/>
+                    <a:stretch>
+                      <a:fillRect/>
+                    </a:stretch>
+                  </pic:blipFill>
+                  <pic:spPr bwMode="auto">
+                    <a:xfrm>
+                      <a:off x="0" y="0"/>
+                      <a:ext cx="6188710" cy="3604895"/>
+                    </a:xfrm>
+                    <a:prstGeom prst="rect">
+                      <a:avLst/>
+                    </a:prstGeom>
+                    <a:noFill/>
+                    <a:ln>
+                      <a:noFill/>
+                    </a:ln>
+                  </pic:spPr>
+                </pic:pic>
+              </a:graphicData>
+            </a:graphic>
+          </wp:inline>
+        </w:drawing>
+      </w:r>
+    </w:p>
+    <w:p>
+      <w:pPr>
+        <w:spacing w:after="0" w:line="360" w:lineRule="auto"/>
+        <w:jc w:val="center"/>
+        <w:rPr>
+          <w:rFonts w:cs="Times New Roman"/>
+          <w:sz w:val="28"/>
+          <w:szCs w:val="28"/>
+          <w:lang w:val="en-US"/>
+        </w:rPr>
+      </w:pPr>
+      <w:proofErr w:type="spellStart"/>
+      <w:r>
+        <w:rPr>
+          <w:rFonts w:cs="Times New Roman"/>
+          <w:sz w:val="28"/>
+          <w:szCs w:val="28"/>
+          <w:lang w:val="en-US"/>
+        </w:rPr>
+        <w:t>Рисунок</w:t>
+      </w:r>
+      <w:proofErr w:type="spellEnd"/>
+      <w:r>
+        <w:rPr>
+          <w:rFonts w:cs="Times New Roman"/>
+          <w:sz w:val="28"/>
+          <w:szCs w:val="28"/>
+          <w:lang w:val="en-US"/>
+        </w:rPr>
+        <w:t xml:space="preserve"> </w:t>
+      </w:r>
+      <w:r>
+        <w:rPr>
+          <w:rFonts w:cs="Times New Roman"/>
+          <w:sz w:val="28"/>
+          <w:szCs w:val="28"/>
+          <w:lang w:val="en-US"/>
+        </w:rPr>
+        <w:t>2</w:t>
+      </w:r>
+      <w:r>
+        <w:rPr>
+          <w:rFonts w:cs="Times New Roman"/>
+          <w:sz w:val="28"/>
+          <w:szCs w:val="28"/>
+          <w:lang w:val="en-US"/>
+        </w:rPr>
+        <w:t xml:space="preserve"> – </w:t>
+      </w:r>
+      <w:proofErr w:type="spellStart"/>
+      <w:r>
+        <w:rPr>
+          <w:rFonts w:cs="Times New Roman"/>
+          <w:sz w:val="28"/>
+          <w:szCs w:val="28"/>
+          <w:lang w:val="en-US"/>
+        </w:rPr>
+        <w:t>Функциональная</w:t>
+      </w:r>
+      <w:proofErr w:type="spellEnd"/>
+      <w:r>
+        <w:rPr>
+          <w:rFonts w:cs="Times New Roman"/>
+          <w:sz w:val="28"/>
+          <w:szCs w:val="28"/>
+          <w:lang w:val="en-US"/>
+        </w:rPr>
+        <w:t xml:space="preserve"> </w:t>
+      </w:r>
+      <w:proofErr w:type="spellStart"/>
+      <w:r>
+        <w:rPr>
+          <w:rFonts w:cs="Times New Roman"/>
+          <w:sz w:val="28"/>
+          <w:szCs w:val="28"/>
+          <w:lang w:val="en-US"/>
+        </w:rPr>
+        <w:t>структура</w:t>
+      </w:r>
+      <w:proofErr w:type="spellEnd"/>
+      <w:r>
+        <w:rPr>
+          <w:rFonts w:cs="Times New Roman"/>
+          <w:sz w:val="28"/>
+          <w:szCs w:val="28"/>
+          <w:lang w:val="en-US"/>
+        </w:rPr>
+        <w:t xml:space="preserve"> </w:t>
+      </w:r>
+      <w:proofErr w:type="spellStart"/>
+      <w:r>
+        <w:rPr>
+          <w:rFonts w:cs="Times New Roman"/>
+          <w:sz w:val="28"/>
+          <w:szCs w:val="28"/>
+          <w:lang w:val="en-US"/>
+        </w:rPr>
+        <w:t>информационной</w:t>
+      </w:r>
+      <w:proofErr w:type="spellEnd"/>
+      <w:r>
+        <w:rPr>
+          <w:rFonts w:cs="Times New Roman"/>
+          <w:sz w:val="28"/>
+          <w:szCs w:val="28"/>
+          <w:lang w:val="en-US"/>
+        </w:rPr>
+        <w:t xml:space="preserve"> </w:t>
+      </w:r>
+      <w:proofErr w:type="spellStart"/>
+      <w:r>
+        <w:rPr>
+          <w:rFonts w:cs="Times New Roman"/>
+          <w:sz w:val="28"/>
+          <w:szCs w:val="28"/>
+          <w:lang w:val="en-US"/>
+        </w:rPr>
+        <w:t>системы</w:t>
+      </w:r>
+      <w:proofErr w:type="spellEnd"/>
+    </w:p>
     <w:sectPr>
       <w:pgSz w:w="11906" w:h="16838"/>
       <w:pgMar w:top="1440" w:right="1080" w:bottom="1440" w:left="1080" w:header="708" w:footer="708" w:gutter="0"/>
@@ -6682,7 +7623,7 @@
 </file>
 
 <file path=word/numbering.xml><?xml version="1.0" encoding="utf-8"?>
-<w:numbering xmlns:wpc="http://schemas.microsoft.com/office/word/2010/wordprocessingCanvas" xmlns:cx="http://schemas.microsoft.com/office/drawing/2014/chartex" xmlns:cx1="http://schemas.microsoft.com/office/drawing/2015/9/8/chartex" xmlns:cx2="http://schemas.microsoft.com/office/drawing/2015/10/21/chartex" xmlns:cx3="http://schemas.microsoft.com/office/drawing/2016/5/9/chartex" xmlns:cx4="http://schemas.microsoft.com/office/drawing/2016/5/10/chartex" xmlns:cx5="http://schemas.microsoft.com/office/drawing/2016/5/11/chartex" xmlns:cx6="http://schemas.microsoft.com/office/drawing/2016/5/12/chartex" xmlns:cx7="http://schemas.microsoft.com/office/drawing/2016/5/13/chartex" xmlns:cx8="http://schemas.microsoft.com/office/drawing/2016/5/14/chartex" xmlns:mc="http://schemas.openxmlformats.org/markup-compatibility/2006" xmlns:aink="http://schemas.microsoft.com/office/drawing/2016/ink" xmlns:am3d="http://schemas.microsoft.com/office/drawing/2017/model3d" xmlns:o="urn:schemas-microsoft-com:office:office" xmlns:r="http://schemas.openxmlformats.org/officeDocument/2006/relationships" xmlns:m="http://schemas.openxmlformats.org/officeDocument/2006/math" xmlns:v="urn:schemas-microsoft-com:vml" xmlns:wp14="http://schemas.microsoft.com/office/word/2010/wordprocessingDrawing" xmlns:wp="http://schemas.openxmlformats.org/drawingml/2006/wordprocessingDrawing" xmlns:w10="urn:schemas-microsoft-com:office:word" xmlns:w="http://schemas.openxmlformats.org/wordprocessingml/2006/main" xmlns:w14="http://schemas.microsoft.com/office/word/2010/wordml" xmlns:w15="http://schemas.microsoft.com/office/word/2012/wordml" xmlns:w16cex="http://schemas.microsoft.com/office/word/2018/wordml/cex" xmlns:w16cid="http://schemas.microsoft.com/office/word/2016/wordml/cid" xmlns:w16="http://schemas.microsoft.com/office/word/2018/wordml" xmlns:w16sdtdh="http://schemas.microsoft.com/office/word/2020/wordml/sdtdatahash" xmlns:w16se="http://schemas.microsoft.com/office/word/2015/wordml/symex" xmlns:wpg="http://schemas.microsoft.com/office/word/2010/wordprocessingGroup" xmlns:wpi="http://schemas.microsoft.com/office/word/2010/wordprocessingInk" xmlns:wne="http://schemas.microsoft.com/office/word/2006/wordml" xmlns:wps="http://schemas.microsoft.com/office/word/2010/wordprocessingShape" mc:Ignorable="w14 w15 w16se w16cid w16 w16cex w16sdtdh wp14">
+<w:numbering xmlns:wpc="http://schemas.microsoft.com/office/word/2010/wordprocessingCanvas" xmlns:cx="http://schemas.microsoft.com/office/drawing/2014/chartex" xmlns:cx1="http://schemas.microsoft.com/office/drawing/2015/9/8/chartex" xmlns:cx2="http://schemas.microsoft.com/office/drawing/2015/10/21/chartex" xmlns:cx3="http://schemas.microsoft.com/office/drawing/2016/5/9/chartex" xmlns:cx4="http://schemas.microsoft.com/office/drawing/2016/5/10/chartex" xmlns:cx5="http://schemas.microsoft.com/office/drawing/2016/5/11/chartex" xmlns:cx6="http://schemas.microsoft.com/office/drawing/2016/5/12/chartex" xmlns:cx7="http://schemas.microsoft.com/office/drawing/2016/5/13/chartex" xmlns:cx8="http://schemas.microsoft.com/office/drawing/2016/5/14/chartex" xmlns:mc="http://schemas.openxmlformats.org/markup-compatibility/2006" xmlns:aink="http://schemas.microsoft.com/office/drawing/2016/ink" xmlns:am3d="http://schemas.microsoft.com/office/drawing/2017/model3d" xmlns:o="urn:schemas-microsoft-com:office:office" xmlns:oel="http://schemas.microsoft.com/office/2019/extlst" xmlns:r="http://schemas.openxmlformats.org/officeDocument/2006/relationships" xmlns:m="http://schemas.openxmlformats.org/officeDocument/2006/math" xmlns:v="urn:schemas-microsoft-com:vml" xmlns:wp14="http://schemas.microsoft.com/office/word/2010/wordprocessingDrawing" xmlns:wp="http://schemas.openxmlformats.org/drawingml/2006/wordprocessingDrawing" xmlns:w10="urn:schemas-microsoft-com:office:word" xmlns:w="http://schemas.openxmlformats.org/wordprocessingml/2006/main" xmlns:w14="http://schemas.microsoft.com/office/word/2010/wordml" xmlns:w15="http://schemas.microsoft.com/office/word/2012/wordml" xmlns:w16cex="http://schemas.microsoft.com/office/word/2018/wordml/cex" xmlns:w16cid="http://schemas.microsoft.com/office/word/2016/wordml/cid" xmlns:w16="http://schemas.microsoft.com/office/word/2018/wordml" xmlns:w16du="http://schemas.microsoft.com/office/word/2023/wordml/word16du" xmlns:w16sdtdh="http://schemas.microsoft.com/office/word/2020/wordml/sdtdatahash" xmlns:w16sdtfl="http://schemas.microsoft.com/office/word/2024/wordml/sdtformatlock" xmlns:w16se="http://schemas.microsoft.com/office/word/2015/wordml/symex" xmlns:wpg="http://schemas.microsoft.com/office/word/2010/wordprocessingGroup" xmlns:wpi="http://schemas.microsoft.com/office/word/2010/wordprocessingInk" xmlns:wne="http://schemas.microsoft.com/office/word/2006/wordml" xmlns:wps="http://schemas.microsoft.com/office/word/2010/wordprocessingShape" mc:Ignorable="w14 w15 w16se w16cid w16 w16cex w16sdtdh w16sdtfl w16du wp14">
   <w:abstractNum w:abstractNumId="0" w15:restartNumberingAfterBreak="0">
     <w:nsid w:val="1A7C41C6"/>
     <w:multiLevelType w:val="hybridMultilevel"/>
@@ -7123,7 +8064,7 @@
   <w:abstractNum w:abstractNumId="4" w15:restartNumberingAfterBreak="0">
     <w:nsid w:val="2A192C15"/>
     <w:multiLevelType w:val="hybridMultilevel"/>
-    <w:tmpl w:val="0EF0570C"/>
+    <w:tmpl w:val="833620AE"/>
     <w:lvl w:ilvl="0" w:tplc="04190001">
       <w:start w:val="1"/>
       <w:numFmt w:val="bullet"/>
@@ -7899,44 +8840,44 @@
       </w:rPr>
     </w:lvl>
   </w:abstractNum>
-  <w:num w:numId="1">
+  <w:num w:numId="1" w16cid:durableId="1339429033">
     <w:abstractNumId w:val="8"/>
   </w:num>
-  <w:num w:numId="2">
+  <w:num w:numId="2" w16cid:durableId="809322464">
     <w:abstractNumId w:val="1"/>
   </w:num>
-  <w:num w:numId="3">
+  <w:num w:numId="3" w16cid:durableId="1608003874">
     <w:abstractNumId w:val="9"/>
   </w:num>
-  <w:num w:numId="4">
+  <w:num w:numId="4" w16cid:durableId="1942495298">
     <w:abstractNumId w:val="7"/>
   </w:num>
-  <w:num w:numId="5">
+  <w:num w:numId="5" w16cid:durableId="27217490">
     <w:abstractNumId w:val="5"/>
   </w:num>
-  <w:num w:numId="6">
+  <w:num w:numId="6" w16cid:durableId="590816884">
     <w:abstractNumId w:val="2"/>
   </w:num>
-  <w:num w:numId="7">
+  <w:num w:numId="7" w16cid:durableId="2004700003">
     <w:abstractNumId w:val="3"/>
   </w:num>
-  <w:num w:numId="8">
+  <w:num w:numId="8" w16cid:durableId="2092772345">
     <w:abstractNumId w:val="0"/>
   </w:num>
-  <w:num w:numId="9">
+  <w:num w:numId="9" w16cid:durableId="932931624">
     <w:abstractNumId w:val="6"/>
   </w:num>
-  <w:num w:numId="10">
+  <w:num w:numId="10" w16cid:durableId="756287535">
     <w:abstractNumId w:val="10"/>
   </w:num>
-  <w:num w:numId="11">
+  <w:num w:numId="11" w16cid:durableId="112870465">
     <w:abstractNumId w:val="4"/>
   </w:num>
 </w:numbering>
 </file>
 
 <file path=word/styles.xml><?xml version="1.0" encoding="utf-8"?>
-<w:styles xmlns:mc="http://schemas.openxmlformats.org/markup-compatibility/2006" xmlns:r="http://schemas.openxmlformats.org/officeDocument/2006/relationships" xmlns:w="http://schemas.openxmlformats.org/wordprocessingml/2006/main" xmlns:w14="http://schemas.microsoft.com/office/word/2010/wordml" xmlns:w15="http://schemas.microsoft.com/office/word/2012/wordml" xmlns:w16cex="http://schemas.microsoft.com/office/word/2018/wordml/cex" xmlns:w16cid="http://schemas.microsoft.com/office/word/2016/wordml/cid" xmlns:w16="http://schemas.microsoft.com/office/word/2018/wordml" xmlns:w16sdtdh="http://schemas.microsoft.com/office/word/2020/wordml/sdtdatahash" xmlns:w16se="http://schemas.microsoft.com/office/word/2015/wordml/symex" mc:Ignorable="w14 w15 w16se w16cid w16 w16cex w16sdtdh">
+<w:styles xmlns:mc="http://schemas.openxmlformats.org/markup-compatibility/2006" xmlns:r="http://schemas.openxmlformats.org/officeDocument/2006/relationships" xmlns:w="http://schemas.openxmlformats.org/wordprocessingml/2006/main" xmlns:w14="http://schemas.microsoft.com/office/word/2010/wordml" xmlns:w15="http://schemas.microsoft.com/office/word/2012/wordml" xmlns:w16cex="http://schemas.microsoft.com/office/word/2018/wordml/cex" xmlns:w16cid="http://schemas.microsoft.com/office/word/2016/wordml/cid" xmlns:w16="http://schemas.microsoft.com/office/word/2018/wordml" xmlns:w16du="http://schemas.microsoft.com/office/word/2023/wordml/word16du" xmlns:w16sdtdh="http://schemas.microsoft.com/office/word/2020/wordml/sdtdatahash" xmlns:w16sdtfl="http://schemas.microsoft.com/office/word/2024/wordml/sdtformatlock" xmlns:w16se="http://schemas.microsoft.com/office/word/2015/wordml/symex" mc:Ignorable="w14 w15 w16se w16cid w16 w16cex w16sdtdh w16sdtfl w16du">
   <w:docDefaults>
     <w:rPrDefault>
       <w:rPr>
